--- a/docs/lista_louvores/Textos_Louvores/MAIS QUE VENCEDOR.docx
+++ b/docs/lista_louvores/Textos_Louvores/MAIS QUE VENCEDOR.docx
@@ -4,595 +4,543 @@
   <w:body>
     <w:p>
       <w:pPr>
-        <w:pStyle w:val="PargrafodaLista"/>
-        <w:numPr>
-          <w:ilvl w:val="0"/>
-          <w:numId w:val="2"/>
-        </w:numPr>
-        <w:spacing w:before="120" w:after="240" w:line="240" w:lineRule="auto"/>
-        <w:rPr>
-          <w:rFonts w:ascii="Times New Roman" w:hAnsi="Times New Roman" w:cs="Times New Roman"/>
-          <w:sz w:val="24"/>
-          <w:szCs w:val="24"/>
-        </w:rPr>
-      </w:pPr>
-      <w:r>
-        <w:rPr>
-          <w:rFonts w:ascii="Times New Roman" w:hAnsi="Times New Roman" w:cs="Times New Roman"/>
-          <w:bCs/>
-          <w:color w:val="000000"/>
-          <w:sz w:val="28"/>
-          <w:szCs w:val="28"/>
-        </w:rPr>
-        <w:t>Mais que vencedor</w:t>
-      </w:r>
-      <w:r>
-        <w:rPr>
-          <w:rFonts w:ascii="Times New Roman" w:hAnsi="Times New Roman" w:cs="Times New Roman"/>
-          <w:bCs/>
-          <w:color w:val="000000"/>
-          <w:sz w:val="28"/>
-          <w:szCs w:val="28"/>
-        </w:rPr>
-        <w:br/>
+        <w:pStyle w:val="Ttulo1"/>
+        <w:rPr>
+          <w:rFonts w:eastAsia="Arial"/>
+        </w:rPr>
+      </w:pPr>
+      <w:r>
+        <w:rPr>
+          <w:rFonts w:eastAsia="Arial"/>
+        </w:rPr>
+        <w:t>MAIS QUE VENCEDOR</w:t>
       </w:r>
     </w:p>
     <w:p>
       <w:pPr>
-        <w:pStyle w:val="PargrafodaLista"/>
-        <w:numPr>
-          <w:ilvl w:val="0"/>
-          <w:numId w:val="1"/>
-        </w:numPr>
         <w:autoSpaceDE w:val="0"/>
         <w:autoSpaceDN w:val="0"/>
         <w:adjustRightInd w:val="0"/>
-        <w:spacing w:line="240" w:lineRule="auto"/>
-        <w:ind w:left="918" w:hanging="357"/>
-        <w:contextualSpacing w:val="0"/>
-        <w:rPr>
-          <w:rFonts w:ascii="Times New Roman" w:eastAsia="Arial" w:hAnsi="Times New Roman" w:cs="Times New Roman"/>
-          <w:color w:val="000000" w:themeColor="text1"/>
-          <w:sz w:val="24"/>
-          <w:szCs w:val="24"/>
-        </w:rPr>
-      </w:pPr>
-      <w:r>
-        <w:rPr>
-          <w:rFonts w:ascii="Times New Roman" w:eastAsia="Arial" w:hAnsi="Times New Roman" w:cs="Times New Roman"/>
-          <w:color w:val="000000" w:themeColor="text1"/>
-          <w:sz w:val="24"/>
-          <w:szCs w:val="24"/>
+        <w:rPr>
+          <w:rFonts w:ascii="Times New Roman" w:eastAsia="Arial" w:hAnsi="Times New Roman"/>
+          <w:color w:val="000000" w:themeColor="text1"/>
+        </w:rPr>
+      </w:pPr>
+      <w:r>
+        <w:rPr>
+          <w:rFonts w:ascii="Times New Roman" w:eastAsia="Arial" w:hAnsi="Times New Roman"/>
+          <w:color w:val="000000" w:themeColor="text1"/>
         </w:rPr>
         <w:t>Jesus em Tua fidelidade eu me abrigo</w:t>
       </w:r>
       <w:r>
         <w:rPr>
-          <w:rFonts w:ascii="Times New Roman" w:eastAsia="Arial" w:hAnsi="Times New Roman" w:cs="Times New Roman"/>
-          <w:color w:val="000000" w:themeColor="text1"/>
-          <w:sz w:val="24"/>
-          <w:szCs w:val="24"/>
+          <w:rFonts w:ascii="Times New Roman" w:eastAsia="Arial" w:hAnsi="Times New Roman"/>
+          <w:color w:val="000000" w:themeColor="text1"/>
         </w:rPr>
         <w:br/>
+      </w:r>
+      <w:r>
+        <w:rPr>
+          <w:rFonts w:ascii="Times New Roman" w:eastAsia="Arial" w:hAnsi="Times New Roman"/>
+          <w:color w:val="000000" w:themeColor="text1"/>
+        </w:rPr>
         <w:t>E debaixo de Tuas asas fico tranquilo</w:t>
       </w:r>
     </w:p>
     <w:p>
       <w:pPr>
-        <w:pStyle w:val="PargrafodaLista"/>
-        <w:numPr>
-          <w:ilvl w:val="0"/>
-          <w:numId w:val="1"/>
-        </w:numPr>
         <w:autoSpaceDE w:val="0"/>
         <w:autoSpaceDN w:val="0"/>
         <w:adjustRightInd w:val="0"/>
-        <w:spacing w:line="240" w:lineRule="auto"/>
-        <w:ind w:left="918" w:hanging="357"/>
-        <w:contextualSpacing w:val="0"/>
-        <w:rPr>
-          <w:rFonts w:ascii="Times New Roman" w:eastAsia="Arial" w:hAnsi="Times New Roman" w:cs="Times New Roman"/>
-          <w:color w:val="000000" w:themeColor="text1"/>
-          <w:sz w:val="24"/>
-          <w:szCs w:val="24"/>
-        </w:rPr>
-      </w:pPr>
-      <w:r>
-        <w:rPr>
-          <w:rFonts w:ascii="Times New Roman" w:eastAsia="Arial" w:hAnsi="Times New Roman" w:cs="Times New Roman"/>
-          <w:color w:val="000000" w:themeColor="text1"/>
-          <w:sz w:val="24"/>
-          <w:szCs w:val="24"/>
+        <w:rPr>
+          <w:rFonts w:ascii="Times New Roman" w:eastAsia="Arial" w:hAnsi="Times New Roman"/>
+          <w:color w:val="000000" w:themeColor="text1"/>
+        </w:rPr>
+      </w:pPr>
+      <w:r>
+        <w:rPr>
+          <w:rFonts w:ascii="Times New Roman" w:eastAsia="Arial" w:hAnsi="Times New Roman"/>
+          <w:color w:val="000000" w:themeColor="text1"/>
         </w:rPr>
         <w:t xml:space="preserve">Sei que nada e ninguém </w:t>
       </w:r>
       <w:r>
         <w:rPr>
-          <w:rFonts w:ascii="Times New Roman" w:eastAsia="Arial" w:hAnsi="Times New Roman" w:cs="Times New Roman"/>
-          <w:color w:val="000000" w:themeColor="text1"/>
-          <w:sz w:val="24"/>
-          <w:szCs w:val="24"/>
+          <w:rFonts w:ascii="Times New Roman" w:eastAsia="Arial" w:hAnsi="Times New Roman"/>
+          <w:color w:val="000000" w:themeColor="text1"/>
         </w:rPr>
         <w:br/>
+      </w:r>
+      <w:r>
+        <w:rPr>
+          <w:rFonts w:ascii="Times New Roman" w:eastAsia="Arial" w:hAnsi="Times New Roman"/>
+          <w:color w:val="000000" w:themeColor="text1"/>
+        </w:rPr>
         <w:t xml:space="preserve">Pode me separar do Teu amor. </w:t>
       </w:r>
       <w:r>
         <w:rPr>
-          <w:rFonts w:ascii="Times New Roman" w:eastAsia="Arial" w:hAnsi="Times New Roman" w:cs="Times New Roman"/>
-          <w:color w:val="000000" w:themeColor="text1"/>
-          <w:sz w:val="24"/>
-          <w:szCs w:val="24"/>
+          <w:rFonts w:ascii="Times New Roman" w:eastAsia="Arial" w:hAnsi="Times New Roman"/>
+          <w:color w:val="000000" w:themeColor="text1"/>
         </w:rPr>
         <w:br/>
+      </w:r>
+      <w:r>
+        <w:rPr>
+          <w:rFonts w:ascii="Times New Roman" w:eastAsia="Arial" w:hAnsi="Times New Roman"/>
+          <w:color w:val="000000" w:themeColor="text1"/>
+        </w:rPr>
         <w:t>Para Ti, ó Rei meu, não há impossível</w:t>
       </w:r>
     </w:p>
     <w:p>
       <w:pPr>
-        <w:pStyle w:val="PargrafodaLista"/>
-        <w:numPr>
-          <w:ilvl w:val="0"/>
-          <w:numId w:val="1"/>
-        </w:numPr>
         <w:autoSpaceDE w:val="0"/>
         <w:autoSpaceDN w:val="0"/>
         <w:adjustRightInd w:val="0"/>
-        <w:spacing w:line="240" w:lineRule="auto"/>
-        <w:ind w:left="918" w:hanging="357"/>
-        <w:contextualSpacing w:val="0"/>
-        <w:rPr>
-          <w:rFonts w:ascii="Times New Roman" w:eastAsia="Arial" w:hAnsi="Times New Roman" w:cs="Times New Roman"/>
-          <w:color w:val="000000" w:themeColor="text1"/>
-          <w:sz w:val="24"/>
-          <w:szCs w:val="24"/>
-        </w:rPr>
-      </w:pPr>
-      <w:r>
-        <w:rPr>
-          <w:rFonts w:ascii="Times New Roman" w:eastAsia="Arial" w:hAnsi="Times New Roman" w:cs="Times New Roman"/>
-          <w:color w:val="000000" w:themeColor="text1"/>
-          <w:sz w:val="24"/>
-          <w:szCs w:val="24"/>
+        <w:rPr>
+          <w:rFonts w:ascii="Times New Roman" w:eastAsia="Arial" w:hAnsi="Times New Roman"/>
+          <w:color w:val="000000" w:themeColor="text1"/>
+        </w:rPr>
+      </w:pPr>
+      <w:r>
+        <w:rPr>
+          <w:rFonts w:ascii="Times New Roman" w:eastAsia="Arial" w:hAnsi="Times New Roman"/>
+          <w:color w:val="000000" w:themeColor="text1"/>
         </w:rPr>
         <w:t xml:space="preserve">Saber que estás comigo, </w:t>
       </w:r>
       <w:r>
         <w:rPr>
-          <w:rFonts w:ascii="Times New Roman" w:eastAsia="Arial" w:hAnsi="Times New Roman" w:cs="Times New Roman"/>
-          <w:color w:val="000000" w:themeColor="text1"/>
-          <w:sz w:val="24"/>
-          <w:szCs w:val="24"/>
+          <w:rFonts w:ascii="Times New Roman" w:eastAsia="Arial" w:hAnsi="Times New Roman"/>
+          <w:color w:val="000000" w:themeColor="text1"/>
         </w:rPr>
         <w:br/>
+      </w:r>
+      <w:r>
+        <w:rPr>
+          <w:rFonts w:ascii="Times New Roman" w:eastAsia="Arial" w:hAnsi="Times New Roman"/>
+          <w:color w:val="000000" w:themeColor="text1"/>
+        </w:rPr>
         <w:t xml:space="preserve">Me faz andar sobre a tempestade </w:t>
       </w:r>
       <w:r>
         <w:rPr>
-          <w:rFonts w:ascii="Times New Roman" w:eastAsia="Arial" w:hAnsi="Times New Roman" w:cs="Times New Roman"/>
-          <w:color w:val="000000" w:themeColor="text1"/>
-          <w:sz w:val="24"/>
-          <w:szCs w:val="24"/>
+          <w:rFonts w:ascii="Times New Roman" w:eastAsia="Arial" w:hAnsi="Times New Roman"/>
+          <w:color w:val="000000" w:themeColor="text1"/>
         </w:rPr>
         <w:br/>
+      </w:r>
+      <w:r>
+        <w:rPr>
+          <w:rFonts w:ascii="Times New Roman" w:eastAsia="Arial" w:hAnsi="Times New Roman"/>
+          <w:color w:val="000000" w:themeColor="text1"/>
+        </w:rPr>
         <w:t>E assim venço a fúria do inimigo</w:t>
       </w:r>
     </w:p>
     <w:p>
       <w:pPr>
-        <w:pStyle w:val="PargrafodaLista"/>
-        <w:numPr>
-          <w:ilvl w:val="0"/>
-          <w:numId w:val="1"/>
-        </w:numPr>
         <w:autoSpaceDE w:val="0"/>
         <w:autoSpaceDN w:val="0"/>
         <w:adjustRightInd w:val="0"/>
-        <w:spacing w:line="240" w:lineRule="auto"/>
-        <w:ind w:left="918" w:hanging="357"/>
-        <w:contextualSpacing w:val="0"/>
-        <w:rPr>
-          <w:rFonts w:ascii="Times New Roman" w:eastAsia="Arial" w:hAnsi="Times New Roman" w:cs="Times New Roman"/>
-          <w:color w:val="000000" w:themeColor="text1"/>
-          <w:sz w:val="24"/>
-          <w:szCs w:val="24"/>
-        </w:rPr>
-      </w:pPr>
-      <w:r>
-        <w:rPr>
-          <w:rFonts w:ascii="Times New Roman" w:eastAsia="Arial" w:hAnsi="Times New Roman" w:cs="Times New Roman"/>
-          <w:color w:val="000000" w:themeColor="text1"/>
-          <w:sz w:val="24"/>
-          <w:szCs w:val="24"/>
+        <w:rPr>
+          <w:rFonts w:ascii="Times New Roman" w:eastAsia="Arial" w:hAnsi="Times New Roman"/>
+          <w:color w:val="000000" w:themeColor="text1"/>
+        </w:rPr>
+      </w:pPr>
+      <w:r>
+        <w:rPr>
+          <w:rFonts w:ascii="Times New Roman" w:eastAsia="Arial" w:hAnsi="Times New Roman"/>
+          <w:color w:val="000000" w:themeColor="text1"/>
         </w:rPr>
         <w:t xml:space="preserve">Muito mais que vencedor, </w:t>
       </w:r>
       <w:r>
         <w:rPr>
-          <w:rFonts w:ascii="Times New Roman" w:eastAsia="Arial" w:hAnsi="Times New Roman" w:cs="Times New Roman"/>
-          <w:color w:val="000000" w:themeColor="text1"/>
-          <w:sz w:val="24"/>
-          <w:szCs w:val="24"/>
+          <w:rFonts w:ascii="Times New Roman" w:eastAsia="Arial" w:hAnsi="Times New Roman"/>
+          <w:color w:val="000000" w:themeColor="text1"/>
         </w:rPr>
         <w:br/>
+      </w:r>
+      <w:r>
+        <w:rPr>
+          <w:rFonts w:ascii="Times New Roman" w:eastAsia="Arial" w:hAnsi="Times New Roman"/>
+          <w:color w:val="000000" w:themeColor="text1"/>
+        </w:rPr>
         <w:t xml:space="preserve">Muito mais que uma vitória: </w:t>
       </w:r>
       <w:r>
         <w:rPr>
-          <w:rFonts w:ascii="Times New Roman" w:eastAsia="Arial" w:hAnsi="Times New Roman" w:cs="Times New Roman"/>
-          <w:color w:val="000000" w:themeColor="text1"/>
-          <w:sz w:val="24"/>
-          <w:szCs w:val="24"/>
+          <w:rFonts w:ascii="Times New Roman" w:eastAsia="Arial" w:hAnsi="Times New Roman"/>
+          <w:color w:val="000000" w:themeColor="text1"/>
         </w:rPr>
         <w:br/>
+      </w:r>
+      <w:r>
+        <w:rPr>
+          <w:rFonts w:ascii="Times New Roman" w:eastAsia="Arial" w:hAnsi="Times New Roman"/>
+          <w:color w:val="000000" w:themeColor="text1"/>
+        </w:rPr>
         <w:t>A minha porção em Ti é ser filho</w:t>
       </w:r>
     </w:p>
     <w:p>
       <w:pPr>
-        <w:pStyle w:val="PargrafodaLista"/>
-        <w:numPr>
-          <w:ilvl w:val="0"/>
-          <w:numId w:val="1"/>
-        </w:numPr>
         <w:autoSpaceDE w:val="0"/>
         <w:autoSpaceDN w:val="0"/>
         <w:adjustRightInd w:val="0"/>
-        <w:spacing w:line="240" w:lineRule="auto"/>
-        <w:ind w:left="918" w:hanging="357"/>
-        <w:contextualSpacing w:val="0"/>
-        <w:rPr>
-          <w:rFonts w:ascii="Times New Roman" w:eastAsia="Arial" w:hAnsi="Times New Roman" w:cs="Times New Roman"/>
-          <w:color w:val="000000" w:themeColor="text1"/>
-          <w:sz w:val="24"/>
-          <w:szCs w:val="24"/>
-        </w:rPr>
-      </w:pPr>
-      <w:r>
-        <w:rPr>
-          <w:rFonts w:ascii="Times New Roman" w:eastAsia="Arial" w:hAnsi="Times New Roman" w:cs="Times New Roman"/>
-          <w:color w:val="000000" w:themeColor="text1"/>
-          <w:sz w:val="24"/>
-          <w:szCs w:val="24"/>
+        <w:rPr>
+          <w:rFonts w:ascii="Times New Roman" w:eastAsia="Arial" w:hAnsi="Times New Roman"/>
+          <w:color w:val="000000" w:themeColor="text1"/>
+        </w:rPr>
+      </w:pPr>
+      <w:r>
+        <w:rPr>
+          <w:rFonts w:ascii="Times New Roman" w:eastAsia="Arial" w:hAnsi="Times New Roman"/>
+          <w:color w:val="000000" w:themeColor="text1"/>
         </w:rPr>
         <w:t xml:space="preserve">Aba Pai, aleluia, </w:t>
       </w:r>
       <w:r>
         <w:rPr>
-          <w:rFonts w:ascii="Times New Roman" w:eastAsia="Arial" w:hAnsi="Times New Roman" w:cs="Times New Roman"/>
-          <w:color w:val="000000" w:themeColor="text1"/>
-          <w:sz w:val="24"/>
-          <w:szCs w:val="24"/>
+          <w:rFonts w:ascii="Times New Roman" w:eastAsia="Arial" w:hAnsi="Times New Roman"/>
+          <w:color w:val="000000" w:themeColor="text1"/>
         </w:rPr>
         <w:br/>
+      </w:r>
+      <w:r>
+        <w:rPr>
+          <w:rFonts w:ascii="Times New Roman" w:eastAsia="Arial" w:hAnsi="Times New Roman"/>
+          <w:color w:val="000000" w:themeColor="text1"/>
+        </w:rPr>
         <w:t>Na Tua mesa há grande provisão!</w:t>
       </w:r>
       <w:r>
         <w:rPr>
-          <w:rFonts w:ascii="Times New Roman" w:eastAsia="Arial" w:hAnsi="Times New Roman" w:cs="Times New Roman"/>
-          <w:color w:val="000000" w:themeColor="text1"/>
-          <w:sz w:val="24"/>
-          <w:szCs w:val="24"/>
+          <w:rFonts w:ascii="Times New Roman" w:eastAsia="Arial" w:hAnsi="Times New Roman"/>
+          <w:color w:val="000000" w:themeColor="text1"/>
         </w:rPr>
         <w:br/>
+      </w:r>
+      <w:r>
+        <w:rPr>
+          <w:rFonts w:ascii="Times New Roman" w:eastAsia="Arial" w:hAnsi="Times New Roman"/>
+          <w:color w:val="000000" w:themeColor="text1"/>
+        </w:rPr>
         <w:t>Aba Pai, aleluia, sou mais,</w:t>
       </w:r>
       <w:r>
         <w:rPr>
-          <w:rFonts w:ascii="Times New Roman" w:eastAsia="Arial" w:hAnsi="Times New Roman" w:cs="Times New Roman"/>
-          <w:color w:val="000000" w:themeColor="text1"/>
-          <w:sz w:val="24"/>
-          <w:szCs w:val="24"/>
+          <w:rFonts w:ascii="Times New Roman" w:eastAsia="Arial" w:hAnsi="Times New Roman"/>
+          <w:color w:val="000000" w:themeColor="text1"/>
         </w:rPr>
         <w:br/>
+      </w:r>
+      <w:r>
+        <w:rPr>
+          <w:rFonts w:ascii="Times New Roman" w:eastAsia="Arial" w:hAnsi="Times New Roman"/>
+          <w:color w:val="000000" w:themeColor="text1"/>
+        </w:rPr>
         <w:t>Muito mais que vencedor!</w:t>
       </w:r>
     </w:p>
     <w:p>
       <w:pPr>
-        <w:pStyle w:val="PargrafodaLista"/>
-        <w:numPr>
-          <w:ilvl w:val="0"/>
-          <w:numId w:val="1"/>
-        </w:numPr>
         <w:autoSpaceDE w:val="0"/>
         <w:autoSpaceDN w:val="0"/>
         <w:adjustRightInd w:val="0"/>
-        <w:spacing w:line="240" w:lineRule="auto"/>
-        <w:ind w:left="918" w:hanging="357"/>
-        <w:contextualSpacing w:val="0"/>
-        <w:rPr>
-          <w:rFonts w:ascii="Times New Roman" w:eastAsia="Arial" w:hAnsi="Times New Roman" w:cs="Times New Roman"/>
-          <w:color w:val="000000" w:themeColor="text1"/>
-          <w:sz w:val="24"/>
-          <w:szCs w:val="24"/>
-        </w:rPr>
-      </w:pPr>
-      <w:r>
-        <w:rPr>
-          <w:rFonts w:ascii="Times New Roman" w:eastAsia="Arial" w:hAnsi="Times New Roman" w:cs="Times New Roman"/>
-          <w:color w:val="000000" w:themeColor="text1"/>
-          <w:sz w:val="24"/>
-          <w:szCs w:val="24"/>
+        <w:rPr>
+          <w:rFonts w:ascii="Times New Roman" w:eastAsia="Arial" w:hAnsi="Times New Roman"/>
+          <w:color w:val="000000" w:themeColor="text1"/>
+        </w:rPr>
+      </w:pPr>
+      <w:r>
+        <w:rPr>
+          <w:rFonts w:ascii="Times New Roman" w:eastAsia="Arial" w:hAnsi="Times New Roman"/>
+          <w:color w:val="000000" w:themeColor="text1"/>
         </w:rPr>
         <w:t>Jesus em Tua fidelidade eu me abrigo</w:t>
       </w:r>
       <w:r>
         <w:rPr>
-          <w:rFonts w:ascii="Times New Roman" w:eastAsia="Arial" w:hAnsi="Times New Roman" w:cs="Times New Roman"/>
-          <w:color w:val="000000" w:themeColor="text1"/>
-          <w:sz w:val="24"/>
-          <w:szCs w:val="24"/>
+          <w:rFonts w:ascii="Times New Roman" w:eastAsia="Arial" w:hAnsi="Times New Roman"/>
+          <w:color w:val="000000" w:themeColor="text1"/>
         </w:rPr>
         <w:br/>
+      </w:r>
+      <w:r>
+        <w:rPr>
+          <w:rFonts w:ascii="Times New Roman" w:eastAsia="Arial" w:hAnsi="Times New Roman"/>
+          <w:color w:val="000000" w:themeColor="text1"/>
+        </w:rPr>
         <w:t>E debaixo de Tuas asas fico tranquilo</w:t>
       </w:r>
     </w:p>
     <w:p>
       <w:pPr>
-        <w:pStyle w:val="PargrafodaLista"/>
-        <w:numPr>
-          <w:ilvl w:val="0"/>
-          <w:numId w:val="1"/>
-        </w:numPr>
         <w:autoSpaceDE w:val="0"/>
         <w:autoSpaceDN w:val="0"/>
         <w:adjustRightInd w:val="0"/>
-        <w:spacing w:line="240" w:lineRule="auto"/>
-        <w:ind w:left="918" w:hanging="357"/>
-        <w:contextualSpacing w:val="0"/>
-        <w:rPr>
-          <w:rFonts w:ascii="Times New Roman" w:eastAsia="Arial" w:hAnsi="Times New Roman" w:cs="Times New Roman"/>
-          <w:color w:val="000000" w:themeColor="text1"/>
-          <w:sz w:val="24"/>
-          <w:szCs w:val="24"/>
-        </w:rPr>
-      </w:pPr>
-      <w:r>
-        <w:rPr>
-          <w:rFonts w:ascii="Times New Roman" w:eastAsia="Arial" w:hAnsi="Times New Roman" w:cs="Times New Roman"/>
-          <w:color w:val="000000" w:themeColor="text1"/>
-          <w:sz w:val="24"/>
-          <w:szCs w:val="24"/>
+        <w:rPr>
+          <w:rFonts w:ascii="Times New Roman" w:eastAsia="Arial" w:hAnsi="Times New Roman"/>
+          <w:color w:val="000000" w:themeColor="text1"/>
+        </w:rPr>
+      </w:pPr>
+      <w:r>
+        <w:rPr>
+          <w:rFonts w:ascii="Times New Roman" w:eastAsia="Arial" w:hAnsi="Times New Roman"/>
+          <w:color w:val="000000" w:themeColor="text1"/>
         </w:rPr>
         <w:t xml:space="preserve">Sei que nada e ninguém </w:t>
       </w:r>
       <w:r>
         <w:rPr>
-          <w:rFonts w:ascii="Times New Roman" w:eastAsia="Arial" w:hAnsi="Times New Roman" w:cs="Times New Roman"/>
-          <w:color w:val="000000" w:themeColor="text1"/>
-          <w:sz w:val="24"/>
-          <w:szCs w:val="24"/>
+          <w:rFonts w:ascii="Times New Roman" w:eastAsia="Arial" w:hAnsi="Times New Roman"/>
+          <w:color w:val="000000" w:themeColor="text1"/>
         </w:rPr>
         <w:br/>
+      </w:r>
+      <w:r>
+        <w:rPr>
+          <w:rFonts w:ascii="Times New Roman" w:eastAsia="Arial" w:hAnsi="Times New Roman"/>
+          <w:color w:val="000000" w:themeColor="text1"/>
+        </w:rPr>
         <w:t xml:space="preserve">pode me separar do Teu amor. </w:t>
       </w:r>
       <w:r>
         <w:rPr>
-          <w:rFonts w:ascii="Times New Roman" w:eastAsia="Arial" w:hAnsi="Times New Roman" w:cs="Times New Roman"/>
-          <w:color w:val="000000" w:themeColor="text1"/>
-          <w:sz w:val="24"/>
-          <w:szCs w:val="24"/>
+          <w:rFonts w:ascii="Times New Roman" w:eastAsia="Arial" w:hAnsi="Times New Roman"/>
+          <w:color w:val="000000" w:themeColor="text1"/>
         </w:rPr>
         <w:br/>
+      </w:r>
+      <w:r>
+        <w:rPr>
+          <w:rFonts w:ascii="Times New Roman" w:eastAsia="Arial" w:hAnsi="Times New Roman"/>
+          <w:color w:val="000000" w:themeColor="text1"/>
+        </w:rPr>
         <w:t>Para Ti, ó Rei meu, não há impossível</w:t>
       </w:r>
     </w:p>
     <w:p>
       <w:pPr>
-        <w:pStyle w:val="PargrafodaLista"/>
-        <w:numPr>
-          <w:ilvl w:val="0"/>
-          <w:numId w:val="1"/>
-        </w:numPr>
         <w:autoSpaceDE w:val="0"/>
         <w:autoSpaceDN w:val="0"/>
         <w:adjustRightInd w:val="0"/>
-        <w:spacing w:line="240" w:lineRule="auto"/>
-        <w:ind w:left="918" w:hanging="357"/>
-        <w:contextualSpacing w:val="0"/>
-        <w:rPr>
-          <w:rFonts w:ascii="Times New Roman" w:eastAsia="Arial" w:hAnsi="Times New Roman" w:cs="Times New Roman"/>
-          <w:color w:val="000000" w:themeColor="text1"/>
-          <w:sz w:val="24"/>
-          <w:szCs w:val="24"/>
-        </w:rPr>
-      </w:pPr>
-      <w:r>
-        <w:rPr>
-          <w:rFonts w:ascii="Times New Roman" w:eastAsia="Arial" w:hAnsi="Times New Roman" w:cs="Times New Roman"/>
-          <w:color w:val="000000" w:themeColor="text1"/>
-          <w:sz w:val="24"/>
-          <w:szCs w:val="24"/>
+        <w:rPr>
+          <w:rFonts w:ascii="Times New Roman" w:eastAsia="Arial" w:hAnsi="Times New Roman"/>
+          <w:color w:val="000000" w:themeColor="text1"/>
+        </w:rPr>
+      </w:pPr>
+      <w:r>
+        <w:rPr>
+          <w:rFonts w:ascii="Times New Roman" w:eastAsia="Arial" w:hAnsi="Times New Roman"/>
+          <w:color w:val="000000" w:themeColor="text1"/>
         </w:rPr>
         <w:t xml:space="preserve">Saber que estás comigo, </w:t>
       </w:r>
       <w:r>
         <w:rPr>
-          <w:rFonts w:ascii="Times New Roman" w:eastAsia="Arial" w:hAnsi="Times New Roman" w:cs="Times New Roman"/>
-          <w:color w:val="000000" w:themeColor="text1"/>
-          <w:sz w:val="24"/>
-          <w:szCs w:val="24"/>
+          <w:rFonts w:ascii="Times New Roman" w:eastAsia="Arial" w:hAnsi="Times New Roman"/>
+          <w:color w:val="000000" w:themeColor="text1"/>
         </w:rPr>
         <w:br/>
+      </w:r>
+      <w:r>
+        <w:rPr>
+          <w:rFonts w:ascii="Times New Roman" w:eastAsia="Arial" w:hAnsi="Times New Roman"/>
+          <w:color w:val="000000" w:themeColor="text1"/>
+        </w:rPr>
         <w:t xml:space="preserve">Me faz andar sobre a tempestade </w:t>
       </w:r>
       <w:r>
         <w:rPr>
-          <w:rFonts w:ascii="Times New Roman" w:eastAsia="Arial" w:hAnsi="Times New Roman" w:cs="Times New Roman"/>
-          <w:color w:val="000000" w:themeColor="text1"/>
-          <w:sz w:val="24"/>
-          <w:szCs w:val="24"/>
+          <w:rFonts w:ascii="Times New Roman" w:eastAsia="Arial" w:hAnsi="Times New Roman"/>
+          <w:color w:val="000000" w:themeColor="text1"/>
         </w:rPr>
         <w:br/>
+      </w:r>
+      <w:r>
+        <w:rPr>
+          <w:rFonts w:ascii="Times New Roman" w:eastAsia="Arial" w:hAnsi="Times New Roman"/>
+          <w:color w:val="000000" w:themeColor="text1"/>
+        </w:rPr>
         <w:t>E assim venço a fúria do inimigo</w:t>
       </w:r>
     </w:p>
     <w:p>
       <w:pPr>
-        <w:pStyle w:val="PargrafodaLista"/>
-        <w:numPr>
-          <w:ilvl w:val="0"/>
-          <w:numId w:val="1"/>
-        </w:numPr>
         <w:autoSpaceDE w:val="0"/>
         <w:autoSpaceDN w:val="0"/>
         <w:adjustRightInd w:val="0"/>
-        <w:spacing w:line="240" w:lineRule="auto"/>
-        <w:ind w:left="918" w:hanging="357"/>
-        <w:contextualSpacing w:val="0"/>
-        <w:rPr>
-          <w:rFonts w:ascii="Times New Roman" w:eastAsia="Arial" w:hAnsi="Times New Roman" w:cs="Times New Roman"/>
-          <w:color w:val="000000" w:themeColor="text1"/>
-          <w:sz w:val="24"/>
-          <w:szCs w:val="24"/>
-        </w:rPr>
-      </w:pPr>
-      <w:r>
-        <w:rPr>
-          <w:rFonts w:ascii="Times New Roman" w:eastAsia="Arial" w:hAnsi="Times New Roman" w:cs="Times New Roman"/>
-          <w:color w:val="000000" w:themeColor="text1"/>
-          <w:sz w:val="24"/>
-          <w:szCs w:val="24"/>
+        <w:rPr>
+          <w:rFonts w:ascii="Times New Roman" w:eastAsia="Arial" w:hAnsi="Times New Roman"/>
+          <w:color w:val="000000" w:themeColor="text1"/>
+        </w:rPr>
+      </w:pPr>
+      <w:r>
+        <w:rPr>
+          <w:rFonts w:ascii="Times New Roman" w:eastAsia="Arial" w:hAnsi="Times New Roman"/>
+          <w:color w:val="000000" w:themeColor="text1"/>
         </w:rPr>
         <w:t xml:space="preserve">Muito mais que vencedor, </w:t>
       </w:r>
       <w:r>
         <w:rPr>
-          <w:rFonts w:ascii="Times New Roman" w:eastAsia="Arial" w:hAnsi="Times New Roman" w:cs="Times New Roman"/>
-          <w:color w:val="000000" w:themeColor="text1"/>
-          <w:sz w:val="24"/>
-          <w:szCs w:val="24"/>
+          <w:rFonts w:ascii="Times New Roman" w:eastAsia="Arial" w:hAnsi="Times New Roman"/>
+          <w:color w:val="000000" w:themeColor="text1"/>
         </w:rPr>
         <w:br/>
+      </w:r>
+      <w:r>
+        <w:rPr>
+          <w:rFonts w:ascii="Times New Roman" w:eastAsia="Arial" w:hAnsi="Times New Roman"/>
+          <w:color w:val="000000" w:themeColor="text1"/>
+        </w:rPr>
         <w:t xml:space="preserve">Muito mais que uma vitória: </w:t>
       </w:r>
       <w:r>
         <w:rPr>
-          <w:rFonts w:ascii="Times New Roman" w:eastAsia="Arial" w:hAnsi="Times New Roman" w:cs="Times New Roman"/>
-          <w:color w:val="000000" w:themeColor="text1"/>
-          <w:sz w:val="24"/>
-          <w:szCs w:val="24"/>
+          <w:rFonts w:ascii="Times New Roman" w:eastAsia="Arial" w:hAnsi="Times New Roman"/>
+          <w:color w:val="000000" w:themeColor="text1"/>
         </w:rPr>
         <w:br/>
-        <w:t>A minha porção em Ti é ser filho (2X)</w:t>
+      </w:r>
+      <w:r>
+        <w:rPr>
+          <w:rFonts w:ascii="Times New Roman" w:eastAsia="Arial" w:hAnsi="Times New Roman"/>
+          <w:color w:val="000000" w:themeColor="text1"/>
+        </w:rPr>
+        <w:t xml:space="preserve">A minha porção em Ti é ser filho </w:t>
+      </w:r>
+      <w:r>
+        <w:rPr>
+          <w:rFonts w:ascii="Times New Roman" w:eastAsia="Arial" w:hAnsi="Times New Roman"/>
+          <w:b/>
+          <w:bCs/>
+          <w:color w:val="000000" w:themeColor="text1"/>
+        </w:rPr>
+        <w:t>[2 X]</w:t>
       </w:r>
     </w:p>
     <w:p>
       <w:pPr>
-        <w:pStyle w:val="PargrafodaLista"/>
-        <w:numPr>
-          <w:ilvl w:val="0"/>
-          <w:numId w:val="1"/>
-        </w:numPr>
         <w:autoSpaceDE w:val="0"/>
         <w:autoSpaceDN w:val="0"/>
         <w:adjustRightInd w:val="0"/>
-        <w:spacing w:line="240" w:lineRule="auto"/>
-        <w:ind w:left="918" w:hanging="357"/>
-        <w:contextualSpacing w:val="0"/>
-        <w:rPr>
-          <w:rFonts w:ascii="Times New Roman" w:eastAsia="Arial" w:hAnsi="Times New Roman" w:cs="Times New Roman"/>
-          <w:color w:val="000000" w:themeColor="text1"/>
-          <w:sz w:val="24"/>
-          <w:szCs w:val="24"/>
-        </w:rPr>
-      </w:pPr>
-      <w:r>
-        <w:rPr>
-          <w:rFonts w:ascii="Times New Roman" w:eastAsia="Arial" w:hAnsi="Times New Roman" w:cs="Times New Roman"/>
-          <w:color w:val="000000" w:themeColor="text1"/>
-          <w:sz w:val="24"/>
-          <w:szCs w:val="24"/>
+        <w:rPr>
+          <w:rFonts w:ascii="Times New Roman" w:eastAsia="Arial" w:hAnsi="Times New Roman"/>
+          <w:color w:val="000000" w:themeColor="text1"/>
+        </w:rPr>
+      </w:pPr>
+      <w:r>
+        <w:rPr>
+          <w:rFonts w:ascii="Times New Roman" w:eastAsia="Arial" w:hAnsi="Times New Roman"/>
+          <w:color w:val="000000" w:themeColor="text1"/>
         </w:rPr>
         <w:t xml:space="preserve">Aba Pai, aleluia, </w:t>
       </w:r>
       <w:r>
         <w:rPr>
-          <w:rFonts w:ascii="Times New Roman" w:eastAsia="Arial" w:hAnsi="Times New Roman" w:cs="Times New Roman"/>
-          <w:color w:val="000000" w:themeColor="text1"/>
-          <w:sz w:val="24"/>
-          <w:szCs w:val="24"/>
+          <w:rFonts w:ascii="Times New Roman" w:eastAsia="Arial" w:hAnsi="Times New Roman"/>
+          <w:color w:val="000000" w:themeColor="text1"/>
         </w:rPr>
         <w:br/>
+      </w:r>
+      <w:r>
+        <w:rPr>
+          <w:rFonts w:ascii="Times New Roman" w:eastAsia="Arial" w:hAnsi="Times New Roman"/>
+          <w:color w:val="000000" w:themeColor="text1"/>
+        </w:rPr>
         <w:t>Na Tua mesa há grande provisão!</w:t>
       </w:r>
       <w:r>
         <w:rPr>
-          <w:rFonts w:ascii="Times New Roman" w:eastAsia="Arial" w:hAnsi="Times New Roman" w:cs="Times New Roman"/>
-          <w:color w:val="000000" w:themeColor="text1"/>
-          <w:sz w:val="24"/>
-          <w:szCs w:val="24"/>
+          <w:rFonts w:ascii="Times New Roman" w:eastAsia="Arial" w:hAnsi="Times New Roman"/>
+          <w:color w:val="000000" w:themeColor="text1"/>
         </w:rPr>
         <w:br/>
+      </w:r>
+      <w:r>
+        <w:rPr>
+          <w:rFonts w:ascii="Times New Roman" w:eastAsia="Arial" w:hAnsi="Times New Roman"/>
+          <w:color w:val="000000" w:themeColor="text1"/>
+        </w:rPr>
         <w:t>Aba Pai, aleluia, sou mais,</w:t>
       </w:r>
       <w:r>
         <w:rPr>
-          <w:rFonts w:ascii="Times New Roman" w:eastAsia="Arial" w:hAnsi="Times New Roman" w:cs="Times New Roman"/>
-          <w:color w:val="000000" w:themeColor="text1"/>
-          <w:sz w:val="24"/>
-          <w:szCs w:val="24"/>
+          <w:rFonts w:ascii="Times New Roman" w:eastAsia="Arial" w:hAnsi="Times New Roman"/>
+          <w:color w:val="000000" w:themeColor="text1"/>
         </w:rPr>
         <w:br/>
-        <w:t>Muito mais que vencedor! (2X)</w:t>
+      </w:r>
+      <w:r>
+        <w:rPr>
+          <w:rFonts w:ascii="Times New Roman" w:eastAsia="Arial" w:hAnsi="Times New Roman"/>
+          <w:color w:val="000000" w:themeColor="text1"/>
+        </w:rPr>
+        <w:t xml:space="preserve">Muito mais que vencedor! </w:t>
+      </w:r>
+      <w:r>
+        <w:rPr>
+          <w:rFonts w:ascii="Times New Roman" w:eastAsia="Arial" w:hAnsi="Times New Roman"/>
+          <w:b/>
+          <w:bCs/>
+          <w:color w:val="000000" w:themeColor="text1"/>
+        </w:rPr>
+        <w:t>[2 X]</w:t>
       </w:r>
     </w:p>
     <w:p>
       <w:pPr>
-        <w:pStyle w:val="PargrafodaLista"/>
-        <w:numPr>
-          <w:ilvl w:val="0"/>
-          <w:numId w:val="1"/>
-        </w:numPr>
         <w:autoSpaceDE w:val="0"/>
         <w:autoSpaceDN w:val="0"/>
         <w:adjustRightInd w:val="0"/>
-        <w:spacing w:line="240" w:lineRule="auto"/>
-        <w:ind w:left="918" w:hanging="357"/>
-        <w:contextualSpacing w:val="0"/>
-        <w:rPr>
-          <w:rFonts w:ascii="Times New Roman" w:eastAsia="Arial" w:hAnsi="Times New Roman" w:cs="Times New Roman"/>
-          <w:color w:val="000000" w:themeColor="text1"/>
-          <w:sz w:val="24"/>
-          <w:szCs w:val="24"/>
-        </w:rPr>
-      </w:pPr>
-      <w:r>
-        <w:rPr>
-          <w:rFonts w:ascii="Times New Roman" w:eastAsia="Arial" w:hAnsi="Times New Roman" w:cs="Times New Roman"/>
-          <w:color w:val="000000" w:themeColor="text1"/>
-          <w:sz w:val="24"/>
-          <w:szCs w:val="24"/>
+        <w:rPr>
+          <w:rFonts w:ascii="Times New Roman" w:eastAsia="Arial" w:hAnsi="Times New Roman"/>
+          <w:color w:val="000000" w:themeColor="text1"/>
+        </w:rPr>
+      </w:pPr>
+      <w:r>
+        <w:rPr>
+          <w:rFonts w:ascii="Times New Roman" w:eastAsia="Arial" w:hAnsi="Times New Roman"/>
+          <w:color w:val="000000" w:themeColor="text1"/>
         </w:rPr>
         <w:t>Sou mais,</w:t>
       </w:r>
       <w:r>
         <w:rPr>
-          <w:rFonts w:ascii="Times New Roman" w:eastAsia="Arial" w:hAnsi="Times New Roman" w:cs="Times New Roman"/>
-          <w:color w:val="000000" w:themeColor="text1"/>
-          <w:sz w:val="24"/>
-          <w:szCs w:val="24"/>
+          <w:rFonts w:ascii="Times New Roman" w:eastAsia="Arial" w:hAnsi="Times New Roman"/>
+          <w:color w:val="000000" w:themeColor="text1"/>
+        </w:rPr>
+        <w:t xml:space="preserve"> </w:t>
+      </w:r>
+      <w:r>
+        <w:rPr>
+          <w:rFonts w:ascii="Times New Roman" w:eastAsia="Arial" w:hAnsi="Times New Roman"/>
+          <w:color w:val="000000" w:themeColor="text1"/>
         </w:rPr>
         <w:br/>
-        <w:t>Muito mais que vencedor. (2X)</w:t>
-      </w:r>
-    </w:p>
-    <w:p>
-      <w:pPr>
-        <w:pStyle w:val="PargrafodaLista"/>
-        <w:autoSpaceDE w:val="0"/>
-        <w:autoSpaceDN w:val="0"/>
-        <w:adjustRightInd w:val="0"/>
-        <w:spacing w:line="240" w:lineRule="auto"/>
-        <w:ind w:left="918"/>
-        <w:contextualSpacing w:val="0"/>
-        <w:rPr>
-          <w:rFonts w:ascii="Times New Roman" w:eastAsia="Arial" w:hAnsi="Times New Roman" w:cs="Times New Roman"/>
-          <w:color w:val="000000" w:themeColor="text1"/>
-          <w:sz w:val="24"/>
-          <w:szCs w:val="24"/>
-        </w:rPr>
-      </w:pPr>
+      </w:r>
+      <w:r>
+        <w:rPr>
+          <w:rFonts w:ascii="Times New Roman" w:eastAsia="Arial" w:hAnsi="Times New Roman"/>
+          <w:color w:val="000000" w:themeColor="text1"/>
+        </w:rPr>
+        <w:t xml:space="preserve">Muito mais que vencedor. </w:t>
+      </w:r>
+      <w:r>
+        <w:rPr>
+          <w:rFonts w:ascii="Times New Roman" w:eastAsia="Arial" w:hAnsi="Times New Roman"/>
+          <w:b/>
+          <w:bCs/>
+          <w:color w:val="000000" w:themeColor="text1"/>
+        </w:rPr>
+        <w:t>[2 X]</w:t>
+      </w:r>
     </w:p>
     <w:sectPr>
       <w:pgSz w:w="11906" w:h="16838"/>
